--- a/Bases de Datos II/Clases/Clase 3 - Procedimientos almacenados/Taller PI - Clase 3 - VetCare.docx
+++ b/Bases de Datos II/Clases/Clase 3 - Procedimientos almacenados/Taller PI - Clase 3 - VetCare.docx
@@ -469,7 +469,238 @@
           <w:color w:val="2B2B2B"/>
           <w:sz w:val="22"/>
         </w:rPr>
-        <w:t xml:space="preserve"> (examlab.lovable.app/app · módulo Talleres) — domingo 23:59 cuando aplique.</w:t>
+        <w:t xml:space="preserve"> (https://examlab.lovable.app/ · módulo Talleres) — domingo 23:59 cuando aplique.</w:t>
+      </w:r>
+    </w:p>
+    <w:p>
+      <w:pPr>
+        <w:spacing w:after="120"/>
+      </w:pPr>
+      <w:r>
+        <w:rPr>
+          <w:rFonts w:ascii="Calibri" w:hAnsi="Calibri" w:eastAsia="Calibri"/>
+          <w:b/>
+          <w:color w:val="095292"/>
+          <w:sz w:val="24"/>
+        </w:rPr>
+        <w:t>9. Que vas a resolver en ExamLab</w:t>
+      </w:r>
+    </w:p>
+    <w:p>
+      <w:pPr>
+        <w:spacing w:after="120"/>
+      </w:pPr>
+      <w:r>
+        <w:rPr>
+          <w:rFonts w:ascii="Calibri" w:hAnsi="Calibri" w:eastAsia="Calibri"/>
+          <w:b w:val="0"/>
+          <w:color w:val="2B2B2B"/>
+          <w:sz w:val="22"/>
+        </w:rPr>
+        <w:t>El estudiante implementa y prueba sp_agendar_cita y sp_registrar_consulta en PL/pgSQL, con la validacion de negocio de mascota inactiva, y documenta el contrato del procedimiento para la futura aplicacion.</w:t>
+      </w:r>
+    </w:p>
+    <w:p>
+      <w:pPr>
+        <w:spacing w:after="120"/>
+      </w:pPr>
+      <w:r>
+        <w:rPr>
+          <w:rFonts w:ascii="Calibri" w:hAnsi="Calibri" w:eastAsia="Calibri"/>
+          <w:b w:val="0"/>
+          <w:color w:val="2B2B2B"/>
+          <w:sz w:val="22"/>
+        </w:rPr>
+        <w:t>El taller se resuelve y se entrega en ExamLab (https://examlab.lovable.app/), en el modulo Talleres. Son 5 preguntas y suman 100 puntos. Lo que sigue es lo que vas a encontrar en cada una, para que sepas de antemano en que forma se responde:</w:t>
+      </w:r>
+    </w:p>
+    <w:p>
+      <w:r>
+        <w:rPr>
+          <w:rFonts w:ascii="Calibri" w:hAnsi="Calibri" w:eastAsia="Calibri"/>
+          <w:b/>
+          <w:color w:val="2B2B2B"/>
+          <w:sz w:val="22"/>
+        </w:rPr>
+        <w:t>Pregunta 1 - SQL sobre PostgreSQL real (35 pts):</w:t>
+      </w:r>
+      <w:r>
+        <w:rPr>
+          <w:rFonts w:ascii="Calibri" w:hAnsi="Calibri" w:eastAsia="Calibri"/>
+          <w:b w:val="0"/>
+          <w:color w:val="2B2B2B"/>
+          <w:sz w:val="22"/>
+        </w:rPr>
+        <w:t xml:space="preserve"> Implementar sp_agendar_cita en PL/pgSQL.</w:t>
+      </w:r>
+    </w:p>
+    <w:p>
+      <w:pPr>
+        <w:pStyle w:val="ListBullet"/>
+        <w:spacing w:after="40"/>
+      </w:pPr>
+      <w:r>
+        <w:rPr>
+          <w:rFonts w:ascii="Calibri" w:hAnsi="Calibri" w:eastAsia="Calibri"/>
+          <w:b w:val="0"/>
+          <w:color w:val="2B2B2B"/>
+          <w:sz w:val="22"/>
+        </w:rPr>
+        <w:t>Editor de SQL con una base PostgreSQL de verdad corriendo en el navegador. El esquema y los datos de partida ya vienen cargados: usted escribe y ejecuta su SQL y se guarda tanto la consulta como lo que devolvio la base.</w:t>
+      </w:r>
+    </w:p>
+    <w:p>
+      <w:r>
+        <w:rPr>
+          <w:rFonts w:ascii="Calibri" w:hAnsi="Calibri" w:eastAsia="Calibri"/>
+          <w:b/>
+          <w:color w:val="2B2B2B"/>
+          <w:sz w:val="22"/>
+        </w:rPr>
+        <w:t>Pregunta 2 - SQL sobre PostgreSQL real (25 pts):</w:t>
+      </w:r>
+      <w:r>
+        <w:rPr>
+          <w:rFonts w:ascii="Calibri" w:hAnsi="Calibri" w:eastAsia="Calibri"/>
+          <w:b w:val="0"/>
+          <w:color w:val="2B2B2B"/>
+          <w:sz w:val="22"/>
+        </w:rPr>
+        <w:t xml:space="preserve"> Bateria de pruebas del procedimiento (caso OK + casos de error).</w:t>
+      </w:r>
+    </w:p>
+    <w:p>
+      <w:pPr>
+        <w:pStyle w:val="ListBullet"/>
+        <w:spacing w:after="40"/>
+      </w:pPr>
+      <w:r>
+        <w:rPr>
+          <w:rFonts w:ascii="Calibri" w:hAnsi="Calibri" w:eastAsia="Calibri"/>
+          <w:b w:val="0"/>
+          <w:color w:val="2B2B2B"/>
+          <w:sz w:val="22"/>
+        </w:rPr>
+        <w:t>Editor de SQL con una base PostgreSQL de verdad corriendo en el navegador. El esquema y los datos de partida ya vienen cargados: usted escribe y ejecuta su SQL y se guarda tanto la consulta como lo que devolvio la base.</w:t>
+      </w:r>
+    </w:p>
+    <w:p>
+      <w:r>
+        <w:rPr>
+          <w:rFonts w:ascii="Calibri" w:hAnsi="Calibri" w:eastAsia="Calibri"/>
+          <w:b/>
+          <w:color w:val="2B2B2B"/>
+          <w:sz w:val="22"/>
+        </w:rPr>
+        <w:t>Pregunta 3 - Seleccion unica (10 pts):</w:t>
+      </w:r>
+      <w:r>
+        <w:rPr>
+          <w:rFonts w:ascii="Calibri" w:hAnsi="Calibri" w:eastAsia="Calibri"/>
+          <w:b w:val="0"/>
+          <w:color w:val="2B2B2B"/>
+          <w:sz w:val="22"/>
+        </w:rPr>
+        <w:t xml:space="preserve"> PROCEDURE o FUNCTION en PostgreSQL.</w:t>
+      </w:r>
+    </w:p>
+    <w:p>
+      <w:pPr>
+        <w:pStyle w:val="ListBullet"/>
+        <w:spacing w:after="40"/>
+      </w:pPr>
+      <w:r>
+        <w:rPr>
+          <w:rFonts w:ascii="Calibri" w:hAnsi="Calibri" w:eastAsia="Calibri"/>
+          <w:b w:val="0"/>
+          <w:color w:val="2B2B2B"/>
+          <w:sz w:val="22"/>
+        </w:rPr>
+        <w:t>Varias opciones, una sola correcta.</w:t>
+      </w:r>
+    </w:p>
+    <w:p>
+      <w:r>
+        <w:rPr>
+          <w:rFonts w:ascii="Calibri" w:hAnsi="Calibri" w:eastAsia="Calibri"/>
+          <w:b/>
+          <w:color w:val="2B2B2B"/>
+          <w:sz w:val="22"/>
+        </w:rPr>
+        <w:t>Pregunta 4 - SQL sobre PostgreSQL real (15 pts):</w:t>
+      </w:r>
+      <w:r>
+        <w:rPr>
+          <w:rFonts w:ascii="Calibri" w:hAnsi="Calibri" w:eastAsia="Calibri"/>
+          <w:b w:val="0"/>
+          <w:color w:val="2B2B2B"/>
+          <w:sz w:val="22"/>
+        </w:rPr>
+        <w:t xml:space="preserve"> sp_registrar_consulta: el segundo procedimiento de negocio.</w:t>
+      </w:r>
+    </w:p>
+    <w:p>
+      <w:pPr>
+        <w:pStyle w:val="ListBullet"/>
+        <w:spacing w:after="40"/>
+      </w:pPr>
+      <w:r>
+        <w:rPr>
+          <w:rFonts w:ascii="Calibri" w:hAnsi="Calibri" w:eastAsia="Calibri"/>
+          <w:b w:val="0"/>
+          <w:color w:val="2B2B2B"/>
+          <w:sz w:val="22"/>
+        </w:rPr>
+        <w:t>Editor de SQL con una base PostgreSQL de verdad corriendo en el navegador. El esquema y los datos de partida ya vienen cargados: usted escribe y ejecuta su SQL y se guarda tanto la consulta como lo que devolvio la base.</w:t>
+      </w:r>
+    </w:p>
+    <w:p>
+      <w:r>
+        <w:rPr>
+          <w:rFonts w:ascii="Calibri" w:hAnsi="Calibri" w:eastAsia="Calibri"/>
+          <w:b/>
+          <w:color w:val="2B2B2B"/>
+          <w:sz w:val="22"/>
+        </w:rPr>
+        <w:t>Pregunta 5 - Respuesta escrita (15 pts):</w:t>
+      </w:r>
+      <w:r>
+        <w:rPr>
+          <w:rFonts w:ascii="Calibri" w:hAnsi="Calibri" w:eastAsia="Calibri"/>
+          <w:b w:val="0"/>
+          <w:color w:val="2B2B2B"/>
+          <w:sz w:val="22"/>
+        </w:rPr>
+        <w:t xml:space="preserve"> Contrato de los procedimientos para la futura aplicacion.</w:t>
+      </w:r>
+    </w:p>
+    <w:p>
+      <w:pPr>
+        <w:pStyle w:val="ListBullet"/>
+        <w:spacing w:after="40"/>
+      </w:pPr>
+      <w:r>
+        <w:rPr>
+          <w:rFonts w:ascii="Calibri" w:hAnsi="Calibri" w:eastAsia="Calibri"/>
+          <w:b w:val="0"/>
+          <w:color w:val="2B2B2B"/>
+          <w:sz w:val="22"/>
+        </w:rPr>
+        <w:t>Un cuadro de texto. Se escribe directamente en la plataforma; no se sube archivo.</w:t>
+      </w:r>
+    </w:p>
+    <w:p>
+      <w:pPr>
+        <w:spacing w:after="120"/>
+      </w:pPr>
+      <w:r>
+        <w:rPr>
+          <w:rFonts w:ascii="Calibri" w:hAnsi="Calibri" w:eastAsia="Calibri"/>
+          <w:b w:val="0"/>
+          <w:color w:val="2B2B2B"/>
+          <w:sz w:val="22"/>
+        </w:rPr>
+        <w:t>Cada pregunta trae su propio enunciado completo dentro de la plataforma: puedes resolver el taller leyendo solo ExamLab. Este documento sirve para prepararte y para trabajar en equipo antes de responder.</w:t>
       </w:r>
     </w:p>
     <w:sectPr>

--- a/Bases de Datos II/Clases/Clase 3 - Procedimientos almacenados/Taller PI - Clase 3 - VetCare.docx
+++ b/Bases de Datos II/Clases/Clase 3 - Procedimientos almacenados/Taller PI - Clase 3 - VetCare.docx
@@ -181,7 +181,7 @@
           <w:color w:val="2B2B2B"/>
           <w:sz w:val="22"/>
         </w:rPr>
-        <w:t>DDL VetCare del equipo.</w:t>
+        <w:t>Tu DDL de VetCare.</w:t>
       </w:r>
     </w:p>
     <w:p>
@@ -700,7 +700,7 @@
           <w:color w:val="2B2B2B"/>
           <w:sz w:val="22"/>
         </w:rPr>
-        <w:t>Cada pregunta trae su propio enunciado completo dentro de la plataforma: puedes resolver el taller leyendo solo ExamLab. Este documento sirve para prepararte y para trabajar en equipo antes de responder.</w:t>
+        <w:t>Cada pregunta trae su propio enunciado completo dentro de la plataforma: puedes resolver el taller leyendo solo ExamLab. Este documento sirve para prepararte y conservar tus respuestas. La actividad es individual; si el docente autoriza trabajo en equipo, la entrega en ExamLab sigue siendo individual.</w:t>
       </w:r>
     </w:p>
     <w:sectPr>

--- a/Bases de Datos II/Clases/Clase 3 - Procedimientos almacenados/Taller PI - Clase 3 - VetCare.docx
+++ b/Bases de Datos II/Clases/Clase 3 - Procedimientos almacenados/Taller PI - Clase 3 - VetCare.docx
@@ -469,7 +469,7 @@
           <w:color w:val="2B2B2B"/>
           <w:sz w:val="22"/>
         </w:rPr>
-        <w:t xml:space="preserve"> (https://examlab.lovable.app/ · módulo Talleres) — domingo 23:59 cuando aplique.</w:t>
+        <w:t xml:space="preserve"> (https://uniaj.examlab.workers.dev/ · módulo Talleres) — domingo 23:59 cuando aplique.</w:t>
       </w:r>
     </w:p>
     <w:p>
@@ -511,7 +511,7 @@
           <w:color w:val="2B2B2B"/>
           <w:sz w:val="22"/>
         </w:rPr>
-        <w:t>El taller se resuelve y se entrega en ExamLab (https://examlab.lovable.app/), en el modulo Talleres. Son 5 preguntas y suman 100 puntos. Lo que sigue es lo que vas a encontrar en cada una, para que sepas de antemano en que forma se responde:</w:t>
+        <w:t>El taller se resuelve y se entrega en ExamLab (https://uniaj.examlab.workers.dev/), en el modulo Talleres. Son 5 preguntas y suman 100 puntos. Lo que sigue es lo que vas a encontrar en cada una, para que sepas de antemano en que forma se responde:</w:t>
       </w:r>
     </w:p>
     <w:p>

--- a/Bases de Datos II/Clases/Clase 3 - Procedimientos almacenados/Taller PI - Clase 3 - VetCare.docx
+++ b/Bases de Datos II/Clases/Clase 3 - Procedimientos almacenados/Taller PI - Clase 3 - VetCare.docx
@@ -56,7 +56,7 @@
           <w:color w:val="2B2B2B"/>
           <w:sz w:val="22"/>
         </w:rPr>
-        <w:t>Herramienta: Oracle Live SQL</w:t>
+        <w:t>Herramienta: ExamLab (PostgreSQL) + Google Docs</w:t>
       </w:r>
     </w:p>
     <w:p>
@@ -109,14 +109,17 @@
           <w:color w:val="2B2B2B"/>
           <w:sz w:val="22"/>
         </w:rPr>
-        <w:t xml:space="preserve"> la regla vive en un proc reutilizable.</w:t>
+        <w:t xml:space="preserve"> la regla de negocio deja de vivir en la pantalla y queda dentro de la base, donde vale para </w:t>
       </w:r>
-    </w:p>
-    <w:p>
-      <w:pPr>
-        <w:pStyle w:val="ListBullet"/>
-        <w:spacing w:after="40"/>
-      </w:pPr>
+      <w:r>
+        <w:rPr>
+          <w:rFonts w:ascii="Calibri" w:hAnsi="Calibri" w:eastAsia="Calibri"/>
+          <w:b/>
+          <w:color w:val="2B2B2B"/>
+          <w:sz w:val="22"/>
+        </w:rPr>
+        <w:t>cualquier</w:t>
+      </w:r>
       <w:r>
         <w:rPr>
           <w:rFonts w:ascii="Calibri" w:hAnsi="Calibri" w:eastAsia="Calibri"/>
@@ -124,7 +127,37 @@
           <w:color w:val="2B2B2B"/>
           <w:sz w:val="22"/>
         </w:rPr>
-        <w:t>La app futura llama al proc.</w:t>
+        <w:t xml:space="preserve"> cliente que se conecte.</w:t>
+      </w:r>
+    </w:p>
+    <w:p>
+      <w:pPr>
+        <w:pStyle w:val="ListBullet"/>
+        <w:spacing w:after="40"/>
+      </w:pPr>
+      <w:r>
+        <w:rPr>
+          <w:rFonts w:ascii="Calibri" w:hAnsi="Calibri" w:eastAsia="Calibri"/>
+          <w:b w:val="0"/>
+          <w:color w:val="2B2B2B"/>
+          <w:sz w:val="22"/>
+        </w:rPr>
+        <w:t>Un procedimiento probado es la única forma de que «una mascota inactiva no agenda» siga siendo cierto cuando aparezcan la app, un script de carga y soporte.</w:t>
+      </w:r>
+    </w:p>
+    <w:p>
+      <w:pPr>
+        <w:pStyle w:val="ListBullet"/>
+        <w:spacing w:after="40"/>
+      </w:pPr>
+      <w:r>
+        <w:rPr>
+          <w:rFonts w:ascii="Calibri" w:hAnsi="Calibri" w:eastAsia="Calibri"/>
+          <w:b w:val="0"/>
+          <w:color w:val="2B2B2B"/>
+          <w:sz w:val="22"/>
+        </w:rPr>
+        <w:t>El contrato que escribes hoy es lo que la Clase 12 le entrega a quien programe la aplicación: firma, errores y qué hacer con cada uno.</w:t>
       </w:r>
     </w:p>
     <w:p>
@@ -152,7 +185,7 @@
           <w:color w:val="2B2B2B"/>
           <w:sz w:val="22"/>
         </w:rPr>
-        <w:t>&gt;=1 procedimiento con validación + 2 pruebas.</w:t>
+        <w:t>Dos procedimientos de negocio en PL/pgSQL corriendo en ExamLab, su batería de pruebas con evidencia, y el contrato de los dos documentado.</w:t>
       </w:r>
     </w:p>
     <w:p>
@@ -181,14 +214,17 @@
           <w:color w:val="2B2B2B"/>
           <w:sz w:val="22"/>
         </w:rPr>
-        <w:t>Tu DDL de VetCare.</w:t>
+        <w:t xml:space="preserve">Esquema de VetCare ya creado y poblado: </w:t>
       </w:r>
-    </w:p>
-    <w:p>
-      <w:pPr>
-        <w:pStyle w:val="ListBullet"/>
-        <w:spacing w:after="40"/>
-      </w:pPr>
+      <w:r>
+        <w:rPr>
+          <w:rFonts w:ascii="Calibri" w:hAnsi="Calibri" w:eastAsia="Calibri"/>
+          <w:b/>
+          <w:color w:val="2B2B2B"/>
+          <w:sz w:val="22"/>
+        </w:rPr>
+        <w:t>8 mascotas</w:t>
+      </w:r>
       <w:r>
         <w:rPr>
           <w:rFonts w:ascii="Calibri" w:hAnsi="Calibri" w:eastAsia="Calibri"/>
@@ -196,7 +232,133 @@
           <w:color w:val="2B2B2B"/>
           <w:sz w:val="22"/>
         </w:rPr>
-        <w:t>Validación típica: mascota activa.</w:t>
+        <w:t xml:space="preserve"> —la </w:t>
+      </w:r>
+      <w:r>
+        <w:rPr>
+          <w:rFonts w:ascii="Calibri" w:hAnsi="Calibri" w:eastAsia="Calibri"/>
+          <w:b/>
+          <w:color w:val="2B2B2B"/>
+          <w:sz w:val="22"/>
+        </w:rPr>
+        <w:t>3 (Rocky)</w:t>
+      </w:r>
+      <w:r>
+        <w:rPr>
+          <w:rFonts w:ascii="Calibri" w:hAnsi="Calibri" w:eastAsia="Calibri"/>
+          <w:b w:val="0"/>
+          <w:color w:val="2B2B2B"/>
+          <w:sz w:val="22"/>
+        </w:rPr>
+        <w:t xml:space="preserve"> y la </w:t>
+      </w:r>
+      <w:r>
+        <w:rPr>
+          <w:rFonts w:ascii="Calibri" w:hAnsi="Calibri" w:eastAsia="Calibri"/>
+          <w:b/>
+          <w:color w:val="2B2B2B"/>
+          <w:sz w:val="22"/>
+        </w:rPr>
+        <w:t>8 (Kiara)</w:t>
+      </w:r>
+      <w:r>
+        <w:rPr>
+          <w:rFonts w:ascii="Calibri" w:hAnsi="Calibri" w:eastAsia="Calibri"/>
+          <w:b w:val="0"/>
+          <w:color w:val="2B2B2B"/>
+          <w:sz w:val="22"/>
+        </w:rPr>
+        <w:t xml:space="preserve"> están </w:t>
+      </w:r>
+      <w:r>
+        <w:rPr>
+          <w:rFonts w:ascii="Calibri" w:hAnsi="Calibri" w:eastAsia="Calibri"/>
+          <w:b/>
+          <w:color w:val="2B2B2B"/>
+          <w:sz w:val="22"/>
+        </w:rPr>
+        <w:t>INACTIVAS</w:t>
+      </w:r>
+      <w:r>
+        <w:rPr>
+          <w:rFonts w:ascii="Calibri" w:hAnsi="Calibri" w:eastAsia="Calibri"/>
+          <w:b w:val="0"/>
+          <w:color w:val="2B2B2B"/>
+          <w:sz w:val="22"/>
+        </w:rPr>
+        <w:t>—, 4 veterinarios y 10 citas.</w:t>
+      </w:r>
+    </w:p>
+    <w:p>
+      <w:pPr>
+        <w:pStyle w:val="ListBullet"/>
+        <w:spacing w:after="40"/>
+      </w:pPr>
+      <w:r>
+        <w:rPr>
+          <w:rFonts w:ascii="Calibri" w:hAnsi="Calibri" w:eastAsia="Calibri"/>
+          <w:b w:val="0"/>
+          <w:color w:val="2B2B2B"/>
+          <w:sz w:val="22"/>
+        </w:rPr>
+        <w:t xml:space="preserve">Ya existe una cita del </w:t>
+      </w:r>
+      <w:r>
+        <w:rPr>
+          <w:rFonts w:ascii="Calibri" w:hAnsi="Calibri" w:eastAsia="Calibri"/>
+          <w:b/>
+          <w:color w:val="2B2B2B"/>
+          <w:sz w:val="22"/>
+        </w:rPr>
+        <w:t>veterinario 1</w:t>
+      </w:r>
+      <w:r>
+        <w:rPr>
+          <w:rFonts w:ascii="Calibri" w:hAnsi="Calibri" w:eastAsia="Calibri"/>
+          <w:b w:val="0"/>
+          <w:color w:val="2B2B2B"/>
+          <w:sz w:val="22"/>
+        </w:rPr>
+        <w:t xml:space="preserve"> el «2026-09-01 08:00:00»: es la que dispara la validación de veterinario ocupado.</w:t>
+      </w:r>
+    </w:p>
+    <w:p>
+      <w:pPr>
+        <w:pStyle w:val="ListBullet"/>
+        <w:spacing w:after="40"/>
+      </w:pPr>
+      <w:r>
+        <w:rPr>
+          <w:rFonts w:ascii="Calibri" w:hAnsi="Calibri" w:eastAsia="Calibri"/>
+          <w:b/>
+          <w:color w:val="2B2B2B"/>
+          <w:sz w:val="22"/>
+        </w:rPr>
+        <w:t>Motor:</w:t>
+      </w:r>
+      <w:r>
+        <w:rPr>
+          <w:rFonts w:ascii="Calibri" w:hAnsi="Calibri" w:eastAsia="Calibri"/>
+          <w:b w:val="0"/>
+          <w:color w:val="2B2B2B"/>
+          <w:sz w:val="22"/>
+        </w:rPr>
+        <w:t xml:space="preserve"> PostgreSQL dentro de ExamLab. El molde es «CREATE PROCEDURE ... LANGUAGE plpgsql AS $proc$ ... $proc$;» — no hay «IS», ni «VARCHAR2», ni «/» final.</w:t>
+      </w:r>
+    </w:p>
+    <w:p>
+      <w:pPr>
+        <w:pStyle w:val="ListBullet"/>
+        <w:spacing w:after="40"/>
+      </w:pPr>
+      <w:r>
+        <w:rPr>
+          <w:rFonts w:ascii="Calibri" w:hAnsi="Calibri" w:eastAsia="Calibri"/>
+          <w:b w:val="0"/>
+          <w:color w:val="2B2B2B"/>
+          <w:sz w:val="22"/>
+        </w:rPr>
+        <w:t>El contrato se escribe en Google Docs y se pega en la pregunta 5; la plantilla en blanco de sus 6 bloques y de la tabla de errores está en este documento.</w:t>
       </w:r>
     </w:p>
     <w:p>
@@ -225,7 +387,7 @@
           <w:color w:val="2B2B2B"/>
           <w:sz w:val="22"/>
         </w:rPr>
-        <w:t>Implementar sp_agendar_cita o sp_registrar_consulta en Live SQL.</w:t>
+        <w:t>Escribir sp_agendar_cita en PL/pgSQL y ejecutarlo en ExamLab (LANGUAGE plpgsql, dollar-quoting, sin sintaxis de Oracle).</w:t>
       </w:r>
     </w:p>
     <w:p>
@@ -240,7 +402,7 @@
           <w:color w:val="2B2B2B"/>
           <w:sz w:val="22"/>
         </w:rPr>
-        <w:t>Incluir validacion de negocio del PI (&gt;=1).</w:t>
+        <w:t>Incluir las 3 validaciones de negocio del PI, cada una con su RAISE EXCEPTION y su mensaje literal.</w:t>
       </w:r>
     </w:p>
     <w:p>
@@ -255,7 +417,7 @@
           <w:color w:val="2B2B2B"/>
           <w:sz w:val="22"/>
         </w:rPr>
-        <w:t>Ejecutar 2 pruebas: caso OK + caso error.</w:t>
+        <w:t>Correr la bateria de pruebas con bloques DO: 1 caso OK + 3 casos error, escritos en resultado_prueba, mas el COUNT(*) de cita antes y despues.</w:t>
       </w:r>
     </w:p>
     <w:p>
@@ -270,7 +432,22 @@
           <w:color w:val="2B2B2B"/>
           <w:sz w:val="22"/>
         </w:rPr>
-        <w:t>Documentar firma del proc (contrato para la futura app).</w:t>
+        <w:t>Escribir sp_registrar_consulta, comprobando con EXISTS antes de chocar contra la restriccion UNIQUE.</w:t>
+      </w:r>
+    </w:p>
+    <w:p>
+      <w:pPr>
+        <w:pStyle w:val="ListBullet"/>
+        <w:spacing w:after="40"/>
+      </w:pPr>
+      <w:r>
+        <w:rPr>
+          <w:rFonts w:ascii="Calibri" w:hAnsi="Calibri" w:eastAsia="Calibri"/>
+          <w:b w:val="0"/>
+          <w:color w:val="2B2B2B"/>
+          <w:sz w:val="22"/>
+        </w:rPr>
+        <w:t>Redactar el contrato del proc en sus 6 bloques (plantilla en este documento) y pegarlo en la pregunta 5.</w:t>
       </w:r>
     </w:p>
     <w:p>
@@ -284,7 +461,1099 @@
           <w:color w:val="095292"/>
           <w:sz w:val="24"/>
         </w:rPr>
-        <w:t>5. Entregable</w:t>
+        <w:t>5. Plantilla del entregable (copia esto y llenalo)</w:t>
+      </w:r>
+    </w:p>
+    <w:p>
+      <w:pPr>
+        <w:spacing w:after="120"/>
+      </w:pPr>
+      <w:r>
+        <w:rPr>
+          <w:rFonts w:ascii="Calibri" w:hAnsi="Calibri" w:eastAsia="Calibri"/>
+          <w:b w:val="0"/>
+          <w:color w:val="2B2B2B"/>
+          <w:sz w:val="20"/>
+        </w:rPr>
+        <w:t>Estos son exactamente los campos que califica ExamLab. Copia el bloque tal cual en tu documento, llenalo, y pega cada parte en la pregunta que corresponda.</w:t>
+      </w:r>
+    </w:p>
+    <w:p>
+      <w:pPr>
+        <w:spacing w:after="0"/>
+        <w:shd w:val="clear" w:fill="F2F2F3"/>
+      </w:pPr>
+      <w:r>
+        <w:rPr>
+          <w:rFonts w:ascii="Consolas" w:hAnsi="Consolas" w:eastAsia="Consolas"/>
+          <w:b w:val="0"/>
+          <w:color w:val="2B2B2B"/>
+          <w:sz w:val="18"/>
+        </w:rPr>
+        <w:t>CONTRATO DE LOS PROCEDIMIENTOS  —  pregunta 5</w:t>
+      </w:r>
+    </w:p>
+    <w:p>
+      <w:pPr>
+        <w:spacing w:after="0"/>
+        <w:shd w:val="clear" w:fill="F2F2F3"/>
+      </w:pPr>
+      <w:r>
+        <w:rPr>
+          <w:rFonts w:ascii="Consolas" w:hAnsi="Consolas" w:eastAsia="Consolas"/>
+          <w:b w:val="0"/>
+          <w:color w:val="2B2B2B"/>
+          <w:sz w:val="18"/>
+        </w:rPr>
+        <w:t>Los 6 bloques se llenan DOS veces, uno por procedimiento. La firma tiene que decir</w:t>
+      </w:r>
+    </w:p>
+    <w:p>
+      <w:pPr>
+        <w:spacing w:after="0"/>
+        <w:shd w:val="clear" w:fill="F2F2F3"/>
+      </w:pPr>
+      <w:r>
+        <w:rPr>
+          <w:rFonts w:ascii="Consolas" w:hAnsi="Consolas" w:eastAsia="Consolas"/>
+          <w:b w:val="0"/>
+          <w:color w:val="2B2B2B"/>
+          <w:sz w:val="18"/>
+        </w:rPr>
+        <w:t>exactamente lo que dice tu codigo de las preguntas 1 y 4: mismo nombre, mismo orden,</w:t>
+      </w:r>
+    </w:p>
+    <w:p>
+      <w:pPr>
+        <w:spacing w:after="0"/>
+        <w:shd w:val="clear" w:fill="F2F2F3"/>
+      </w:pPr>
+      <w:r>
+        <w:rPr>
+          <w:rFonts w:ascii="Consolas" w:hAnsi="Consolas" w:eastAsia="Consolas"/>
+          <w:b w:val="0"/>
+          <w:color w:val="2B2B2B"/>
+          <w:sz w:val="18"/>
+        </w:rPr>
+        <w:t>mismos tipos. Si al escribirla descubres que no coinciden, corrige el codigo o la</w:t>
+      </w:r>
+    </w:p>
+    <w:p>
+      <w:pPr>
+        <w:spacing w:after="0"/>
+        <w:shd w:val="clear" w:fill="F2F2F3"/>
+      </w:pPr>
+      <w:r>
+        <w:rPr>
+          <w:rFonts w:ascii="Consolas" w:hAnsi="Consolas" w:eastAsia="Consolas"/>
+          <w:b w:val="0"/>
+          <w:color w:val="2B2B2B"/>
+          <w:sz w:val="18"/>
+        </w:rPr>
+        <w:t>firma, no dejes las dos versiones.</w:t>
+      </w:r>
+    </w:p>
+    <w:p>
+      <w:pPr>
+        <w:spacing w:after="0"/>
+        <w:shd w:val="clear" w:fill="F2F2F3"/>
+      </w:pPr>
+      <w:r>
+        <w:rPr>
+          <w:rFonts w:ascii="Consolas" w:hAnsi="Consolas" w:eastAsia="Consolas"/>
+          <w:b w:val="0"/>
+          <w:color w:val="2B2B2B"/>
+          <w:sz w:val="18"/>
+        </w:rPr>
+        <w:t xml:space="preserve"> </w:t>
+      </w:r>
+    </w:p>
+    <w:p>
+      <w:pPr>
+        <w:spacing w:after="0"/>
+        <w:shd w:val="clear" w:fill="F2F2F3"/>
+      </w:pPr>
+      <w:r>
+        <w:rPr>
+          <w:rFonts w:ascii="Consolas" w:hAnsi="Consolas" w:eastAsia="Consolas"/>
+          <w:b w:val="0"/>
+          <w:color w:val="2B2B2B"/>
+          <w:sz w:val="18"/>
+        </w:rPr>
+        <w:t>=========================  A) sp_agendar_cita  =========================</w:t>
+      </w:r>
+    </w:p>
+    <w:p>
+      <w:pPr>
+        <w:spacing w:after="0"/>
+        <w:shd w:val="clear" w:fill="F2F2F3"/>
+      </w:pPr>
+      <w:r>
+        <w:rPr>
+          <w:rFonts w:ascii="Consolas" w:hAnsi="Consolas" w:eastAsia="Consolas"/>
+          <w:b w:val="0"/>
+          <w:color w:val="2B2B2B"/>
+          <w:sz w:val="18"/>
+        </w:rPr>
+        <w:t xml:space="preserve"> </w:t>
+      </w:r>
+    </w:p>
+    <w:p>
+      <w:pPr>
+        <w:spacing w:after="0"/>
+        <w:shd w:val="clear" w:fill="F2F2F3"/>
+      </w:pPr>
+      <w:r>
+        <w:rPr>
+          <w:rFonts w:ascii="Consolas" w:hAnsi="Consolas" w:eastAsia="Consolas"/>
+          <w:b w:val="0"/>
+          <w:color w:val="2B2B2B"/>
+          <w:sz w:val="18"/>
+        </w:rPr>
+        <w:t>1) FIRMA EXACTA  (nombre, parametros con tipo PostgreSQL y orden)</w:t>
+      </w:r>
+    </w:p>
+    <w:p>
+      <w:pPr>
+        <w:spacing w:after="0"/>
+        <w:shd w:val="clear" w:fill="F2F2F3"/>
+      </w:pPr>
+      <w:r>
+        <w:rPr>
+          <w:rFonts w:ascii="Consolas" w:hAnsi="Consolas" w:eastAsia="Consolas"/>
+          <w:b w:val="0"/>
+          <w:color w:val="2B2B2B"/>
+          <w:sz w:val="18"/>
+        </w:rPr>
+        <w:t xml:space="preserve">   sp_agendar_cita( ______________ ______ , ______________ ______ ,</w:t>
+      </w:r>
+    </w:p>
+    <w:p>
+      <w:pPr>
+        <w:spacing w:after="0"/>
+        <w:shd w:val="clear" w:fill="F2F2F3"/>
+      </w:pPr>
+      <w:r>
+        <w:rPr>
+          <w:rFonts w:ascii="Consolas" w:hAnsi="Consolas" w:eastAsia="Consolas"/>
+          <w:b w:val="0"/>
+          <w:color w:val="2B2B2B"/>
+          <w:sz w:val="18"/>
+        </w:rPr>
+        <w:t xml:space="preserve">                    ______________ ______ )</w:t>
+      </w:r>
+    </w:p>
+    <w:p>
+      <w:pPr>
+        <w:spacing w:after="0"/>
+        <w:shd w:val="clear" w:fill="F2F2F3"/>
+      </w:pPr>
+      <w:r>
+        <w:rPr>
+          <w:rFonts w:ascii="Consolas" w:hAnsi="Consolas" w:eastAsia="Consolas"/>
+          <w:b w:val="0"/>
+          <w:color w:val="2B2B2B"/>
+          <w:sz w:val="18"/>
+        </w:rPr>
+        <w:t xml:space="preserve"> </w:t>
+      </w:r>
+    </w:p>
+    <w:p>
+      <w:pPr>
+        <w:spacing w:after="0"/>
+        <w:shd w:val="clear" w:fill="F2F2F3"/>
+      </w:pPr>
+      <w:r>
+        <w:rPr>
+          <w:rFonts w:ascii="Consolas" w:hAnsi="Consolas" w:eastAsia="Consolas"/>
+          <w:b w:val="0"/>
+          <w:color w:val="2B2B2B"/>
+          <w:sz w:val="18"/>
+        </w:rPr>
+        <w:t>2) COMO SE INVOCA  (CALL de ejemplo con valores reales, no con descripciones)</w:t>
+      </w:r>
+    </w:p>
+    <w:p>
+      <w:pPr>
+        <w:spacing w:after="0"/>
+        <w:shd w:val="clear" w:fill="F2F2F3"/>
+      </w:pPr>
+      <w:r>
+        <w:rPr>
+          <w:rFonts w:ascii="Consolas" w:hAnsi="Consolas" w:eastAsia="Consolas"/>
+          <w:b w:val="0"/>
+          <w:color w:val="2B2B2B"/>
+          <w:sz w:val="18"/>
+        </w:rPr>
+        <w:t xml:space="preserve">   CALL sp_agendar_cita( ____ , ____ , TIMESTAMP '____-__-__ __:__:__' );</w:t>
+      </w:r>
+    </w:p>
+    <w:p>
+      <w:pPr>
+        <w:spacing w:after="0"/>
+        <w:shd w:val="clear" w:fill="F2F2F3"/>
+      </w:pPr>
+      <w:r>
+        <w:rPr>
+          <w:rFonts w:ascii="Consolas" w:hAnsi="Consolas" w:eastAsia="Consolas"/>
+          <w:b w:val="0"/>
+          <w:color w:val="2B2B2B"/>
+          <w:sz w:val="18"/>
+        </w:rPr>
+        <w:t xml:space="preserve"> </w:t>
+      </w:r>
+    </w:p>
+    <w:p>
+      <w:pPr>
+        <w:spacing w:after="0"/>
+        <w:shd w:val="clear" w:fill="F2F2F3"/>
+      </w:pPr>
+      <w:r>
+        <w:rPr>
+          <w:rFonts w:ascii="Consolas" w:hAnsi="Consolas" w:eastAsia="Consolas"/>
+          <w:b w:val="0"/>
+          <w:color w:val="2B2B2B"/>
+          <w:sz w:val="18"/>
+        </w:rPr>
+        <w:t>3) PRECONDICIONES  (que debe ser verdadero ANTES de llamarlo)</w:t>
+      </w:r>
+    </w:p>
+    <w:p>
+      <w:pPr>
+        <w:spacing w:after="0"/>
+        <w:shd w:val="clear" w:fill="F2F2F3"/>
+      </w:pPr>
+      <w:r>
+        <w:rPr>
+          <w:rFonts w:ascii="Consolas" w:hAnsi="Consolas" w:eastAsia="Consolas"/>
+          <w:b w:val="0"/>
+          <w:color w:val="2B2B2B"/>
+          <w:sz w:val="18"/>
+        </w:rPr>
+        <w:t xml:space="preserve">   - [ ... ]</w:t>
+      </w:r>
+    </w:p>
+    <w:p>
+      <w:pPr>
+        <w:spacing w:after="0"/>
+        <w:shd w:val="clear" w:fill="F2F2F3"/>
+      </w:pPr>
+      <w:r>
+        <w:rPr>
+          <w:rFonts w:ascii="Consolas" w:hAnsi="Consolas" w:eastAsia="Consolas"/>
+          <w:b w:val="0"/>
+          <w:color w:val="2B2B2B"/>
+          <w:sz w:val="18"/>
+        </w:rPr>
+        <w:t xml:space="preserve">   - [ ... ]</w:t>
+      </w:r>
+    </w:p>
+    <w:p>
+      <w:pPr>
+        <w:spacing w:after="0"/>
+        <w:shd w:val="clear" w:fill="F2F2F3"/>
+      </w:pPr>
+      <w:r>
+        <w:rPr>
+          <w:rFonts w:ascii="Consolas" w:hAnsi="Consolas" w:eastAsia="Consolas"/>
+          <w:b w:val="0"/>
+          <w:color w:val="2B2B2B"/>
+          <w:sz w:val="18"/>
+        </w:rPr>
+        <w:t xml:space="preserve">   - [ ... ]</w:t>
+      </w:r>
+    </w:p>
+    <w:p>
+      <w:pPr>
+        <w:spacing w:after="0"/>
+        <w:shd w:val="clear" w:fill="F2F2F3"/>
+      </w:pPr>
+      <w:r>
+        <w:rPr>
+          <w:rFonts w:ascii="Consolas" w:hAnsi="Consolas" w:eastAsia="Consolas"/>
+          <w:b w:val="0"/>
+          <w:color w:val="2B2B2B"/>
+          <w:sz w:val="18"/>
+        </w:rPr>
+        <w:t xml:space="preserve"> </w:t>
+      </w:r>
+    </w:p>
+    <w:p>
+      <w:pPr>
+        <w:spacing w:after="0"/>
+        <w:shd w:val="clear" w:fill="F2F2F3"/>
+      </w:pPr>
+      <w:r>
+        <w:rPr>
+          <w:rFonts w:ascii="Consolas" w:hAnsi="Consolas" w:eastAsia="Consolas"/>
+          <w:b w:val="0"/>
+          <w:color w:val="2B2B2B"/>
+          <w:sz w:val="18"/>
+        </w:rPr>
+        <w:t>4) POSTCONDICIONES  (que cambia en la base si la llamada tiene exito)</w:t>
+      </w:r>
+    </w:p>
+    <w:p>
+      <w:pPr>
+        <w:spacing w:after="0"/>
+        <w:shd w:val="clear" w:fill="F2F2F3"/>
+      </w:pPr>
+      <w:r>
+        <w:rPr>
+          <w:rFonts w:ascii="Consolas" w:hAnsi="Consolas" w:eastAsia="Consolas"/>
+          <w:b w:val="0"/>
+          <w:color w:val="2B2B2B"/>
+          <w:sz w:val="18"/>
+        </w:rPr>
+        <w:t xml:space="preserve">   Filas insertadas: [cuantas, en que tabla, con que estado]</w:t>
+      </w:r>
+    </w:p>
+    <w:p>
+      <w:pPr>
+        <w:spacing w:after="0"/>
+        <w:shd w:val="clear" w:fill="F2F2F3"/>
+      </w:pPr>
+      <w:r>
+        <w:rPr>
+          <w:rFonts w:ascii="Consolas" w:hAnsi="Consolas" w:eastAsia="Consolas"/>
+          <w:b w:val="0"/>
+          <w:color w:val="2B2B2B"/>
+          <w:sz w:val="18"/>
+        </w:rPr>
+        <w:t xml:space="preserve">   Filas actualizadas: [cuales, o «ninguna»]</w:t>
+      </w:r>
+    </w:p>
+    <w:p>
+      <w:pPr>
+        <w:spacing w:after="0"/>
+        <w:shd w:val="clear" w:fill="F2F2F3"/>
+      </w:pPr>
+      <w:r>
+        <w:rPr>
+          <w:rFonts w:ascii="Consolas" w:hAnsi="Consolas" w:eastAsia="Consolas"/>
+          <w:b w:val="0"/>
+          <w:color w:val="2B2B2B"/>
+          <w:sz w:val="18"/>
+        </w:rPr>
+        <w:t xml:space="preserve">   Si la llamada falla: [que queda cambiado]</w:t>
+      </w:r>
+    </w:p>
+    <w:p>
+      <w:pPr>
+        <w:spacing w:after="0"/>
+        <w:shd w:val="clear" w:fill="F2F2F3"/>
+      </w:pPr>
+      <w:r>
+        <w:rPr>
+          <w:rFonts w:ascii="Consolas" w:hAnsi="Consolas" w:eastAsia="Consolas"/>
+          <w:b w:val="0"/>
+          <w:color w:val="2B2B2B"/>
+          <w:sz w:val="18"/>
+        </w:rPr>
+        <w:t xml:space="preserve"> </w:t>
+      </w:r>
+    </w:p>
+    <w:p>
+      <w:pPr>
+        <w:spacing w:after="0"/>
+        <w:shd w:val="clear" w:fill="F2F2F3"/>
+      </w:pPr>
+      <w:r>
+        <w:rPr>
+          <w:rFonts w:ascii="Consolas" w:hAnsi="Consolas" w:eastAsia="Consolas"/>
+          <w:b w:val="0"/>
+          <w:color w:val="2B2B2B"/>
+          <w:sz w:val="18"/>
+        </w:rPr>
+        <w:t>5) TABLA DE ERRORES  -&gt;  las 3 primeras filas de la tabla del final</w:t>
+      </w:r>
+    </w:p>
+    <w:p>
+      <w:pPr>
+        <w:spacing w:after="0"/>
+        <w:shd w:val="clear" w:fill="F2F2F3"/>
+      </w:pPr>
+      <w:r>
+        <w:rPr>
+          <w:rFonts w:ascii="Consolas" w:hAnsi="Consolas" w:eastAsia="Consolas"/>
+          <w:b w:val="0"/>
+          <w:color w:val="2B2B2B"/>
+          <w:sz w:val="18"/>
+        </w:rPr>
+        <w:t xml:space="preserve"> </w:t>
+      </w:r>
+    </w:p>
+    <w:p>
+      <w:pPr>
+        <w:spacing w:after="0"/>
+        <w:shd w:val="clear" w:fill="F2F2F3"/>
+      </w:pPr>
+      <w:r>
+        <w:rPr>
+          <w:rFonts w:ascii="Consolas" w:hAnsi="Consolas" w:eastAsia="Consolas"/>
+          <w:b w:val="0"/>
+          <w:color w:val="2B2B2B"/>
+          <w:sz w:val="18"/>
+        </w:rPr>
+        <w:t>6) UNA DECISION DE DISENO JUSTIFICADA  (2 o 3 lineas: por que la validacion vive</w:t>
+      </w:r>
+    </w:p>
+    <w:p>
+      <w:pPr>
+        <w:spacing w:after="0"/>
+        <w:shd w:val="clear" w:fill="F2F2F3"/>
+      </w:pPr>
+      <w:r>
+        <w:rPr>
+          <w:rFonts w:ascii="Consolas" w:hAnsi="Consolas" w:eastAsia="Consolas"/>
+          <w:b w:val="0"/>
+          <w:color w:val="2B2B2B"/>
+          <w:sz w:val="18"/>
+        </w:rPr>
+        <w:t xml:space="preserve">   en la base de datos y no solo en la aplicacion)</w:t>
+      </w:r>
+    </w:p>
+    <w:p>
+      <w:pPr>
+        <w:spacing w:after="0"/>
+        <w:shd w:val="clear" w:fill="F2F2F3"/>
+      </w:pPr>
+      <w:r>
+        <w:rPr>
+          <w:rFonts w:ascii="Consolas" w:hAnsi="Consolas" w:eastAsia="Consolas"/>
+          <w:b w:val="0"/>
+          <w:color w:val="2B2B2B"/>
+          <w:sz w:val="18"/>
+        </w:rPr>
+        <w:t xml:space="preserve">   [ ... ]</w:t>
+      </w:r>
+    </w:p>
+    <w:p>
+      <w:pPr>
+        <w:spacing w:after="0"/>
+        <w:shd w:val="clear" w:fill="F2F2F3"/>
+      </w:pPr>
+      <w:r>
+        <w:rPr>
+          <w:rFonts w:ascii="Consolas" w:hAnsi="Consolas" w:eastAsia="Consolas"/>
+          <w:b w:val="0"/>
+          <w:color w:val="2B2B2B"/>
+          <w:sz w:val="18"/>
+        </w:rPr>
+        <w:t xml:space="preserve"> </w:t>
+      </w:r>
+    </w:p>
+    <w:p>
+      <w:pPr>
+        <w:spacing w:after="0"/>
+        <w:shd w:val="clear" w:fill="F2F2F3"/>
+      </w:pPr>
+      <w:r>
+        <w:rPr>
+          <w:rFonts w:ascii="Consolas" w:hAnsi="Consolas" w:eastAsia="Consolas"/>
+          <w:b w:val="0"/>
+          <w:color w:val="2B2B2B"/>
+          <w:sz w:val="18"/>
+        </w:rPr>
+        <w:t>=====================  B) sp_registrar_consulta  =====================</w:t>
+      </w:r>
+    </w:p>
+    <w:p>
+      <w:pPr>
+        <w:spacing w:after="0"/>
+        <w:shd w:val="clear" w:fill="F2F2F3"/>
+      </w:pPr>
+      <w:r>
+        <w:rPr>
+          <w:rFonts w:ascii="Consolas" w:hAnsi="Consolas" w:eastAsia="Consolas"/>
+          <w:b w:val="0"/>
+          <w:color w:val="2B2B2B"/>
+          <w:sz w:val="18"/>
+        </w:rPr>
+        <w:t xml:space="preserve"> </w:t>
+      </w:r>
+    </w:p>
+    <w:p>
+      <w:pPr>
+        <w:spacing w:after="0"/>
+        <w:shd w:val="clear" w:fill="F2F2F3"/>
+      </w:pPr>
+      <w:r>
+        <w:rPr>
+          <w:rFonts w:ascii="Consolas" w:hAnsi="Consolas" w:eastAsia="Consolas"/>
+          <w:b w:val="0"/>
+          <w:color w:val="2B2B2B"/>
+          <w:sz w:val="18"/>
+        </w:rPr>
+        <w:t>1) FIRMA EXACTA</w:t>
+      </w:r>
+    </w:p>
+    <w:p>
+      <w:pPr>
+        <w:spacing w:after="0"/>
+        <w:shd w:val="clear" w:fill="F2F2F3"/>
+      </w:pPr>
+      <w:r>
+        <w:rPr>
+          <w:rFonts w:ascii="Consolas" w:hAnsi="Consolas" w:eastAsia="Consolas"/>
+          <w:b w:val="0"/>
+          <w:color w:val="2B2B2B"/>
+          <w:sz w:val="18"/>
+        </w:rPr>
+        <w:t xml:space="preserve">   sp_registrar_consulta( ______________ ______ , ______________ ______ ,</w:t>
+      </w:r>
+    </w:p>
+    <w:p>
+      <w:pPr>
+        <w:spacing w:after="0"/>
+        <w:shd w:val="clear" w:fill="F2F2F3"/>
+      </w:pPr>
+      <w:r>
+        <w:rPr>
+          <w:rFonts w:ascii="Consolas" w:hAnsi="Consolas" w:eastAsia="Consolas"/>
+          <w:b w:val="0"/>
+          <w:color w:val="2B2B2B"/>
+          <w:sz w:val="18"/>
+        </w:rPr>
+        <w:t xml:space="preserve">                          ______________ ______ )</w:t>
+      </w:r>
+    </w:p>
+    <w:p>
+      <w:pPr>
+        <w:spacing w:after="0"/>
+        <w:shd w:val="clear" w:fill="F2F2F3"/>
+      </w:pPr>
+      <w:r>
+        <w:rPr>
+          <w:rFonts w:ascii="Consolas" w:hAnsi="Consolas" w:eastAsia="Consolas"/>
+          <w:b w:val="0"/>
+          <w:color w:val="2B2B2B"/>
+          <w:sz w:val="18"/>
+        </w:rPr>
+        <w:t xml:space="preserve"> </w:t>
+      </w:r>
+    </w:p>
+    <w:p>
+      <w:pPr>
+        <w:spacing w:after="0"/>
+        <w:shd w:val="clear" w:fill="F2F2F3"/>
+      </w:pPr>
+      <w:r>
+        <w:rPr>
+          <w:rFonts w:ascii="Consolas" w:hAnsi="Consolas" w:eastAsia="Consolas"/>
+          <w:b w:val="0"/>
+          <w:color w:val="2B2B2B"/>
+          <w:sz w:val="18"/>
+        </w:rPr>
+        <w:t>2) COMO SE INVOCA</w:t>
+      </w:r>
+    </w:p>
+    <w:p>
+      <w:pPr>
+        <w:spacing w:after="0"/>
+        <w:shd w:val="clear" w:fill="F2F2F3"/>
+      </w:pPr>
+      <w:r>
+        <w:rPr>
+          <w:rFonts w:ascii="Consolas" w:hAnsi="Consolas" w:eastAsia="Consolas"/>
+          <w:b w:val="0"/>
+          <w:color w:val="2B2B2B"/>
+          <w:sz w:val="18"/>
+        </w:rPr>
+        <w:t xml:space="preserve">   CALL sp_registrar_consulta( ____ , '________________________' , ______ );</w:t>
+      </w:r>
+    </w:p>
+    <w:p>
+      <w:pPr>
+        <w:spacing w:after="0"/>
+        <w:shd w:val="clear" w:fill="F2F2F3"/>
+      </w:pPr>
+      <w:r>
+        <w:rPr>
+          <w:rFonts w:ascii="Consolas" w:hAnsi="Consolas" w:eastAsia="Consolas"/>
+          <w:b w:val="0"/>
+          <w:color w:val="2B2B2B"/>
+          <w:sz w:val="18"/>
+        </w:rPr>
+        <w:t xml:space="preserve"> </w:t>
+      </w:r>
+    </w:p>
+    <w:p>
+      <w:pPr>
+        <w:spacing w:after="0"/>
+        <w:shd w:val="clear" w:fill="F2F2F3"/>
+      </w:pPr>
+      <w:r>
+        <w:rPr>
+          <w:rFonts w:ascii="Consolas" w:hAnsi="Consolas" w:eastAsia="Consolas"/>
+          <w:b w:val="0"/>
+          <w:color w:val="2B2B2B"/>
+          <w:sz w:val="18"/>
+        </w:rPr>
+        <w:t>3) PRECONDICIONES</w:t>
+      </w:r>
+    </w:p>
+    <w:p>
+      <w:pPr>
+        <w:spacing w:after="0"/>
+        <w:shd w:val="clear" w:fill="F2F2F3"/>
+      </w:pPr>
+      <w:r>
+        <w:rPr>
+          <w:rFonts w:ascii="Consolas" w:hAnsi="Consolas" w:eastAsia="Consolas"/>
+          <w:b w:val="0"/>
+          <w:color w:val="2B2B2B"/>
+          <w:sz w:val="18"/>
+        </w:rPr>
+        <w:t xml:space="preserve">   - [ ... ]                                        (son cuatro)</w:t>
+      </w:r>
+    </w:p>
+    <w:p>
+      <w:pPr>
+        <w:spacing w:after="0"/>
+        <w:shd w:val="clear" w:fill="F2F2F3"/>
+      </w:pPr>
+      <w:r>
+        <w:rPr>
+          <w:rFonts w:ascii="Consolas" w:hAnsi="Consolas" w:eastAsia="Consolas"/>
+          <w:b w:val="0"/>
+          <w:color w:val="2B2B2B"/>
+          <w:sz w:val="18"/>
+        </w:rPr>
+        <w:t xml:space="preserve"> </w:t>
+      </w:r>
+    </w:p>
+    <w:p>
+      <w:pPr>
+        <w:spacing w:after="0"/>
+        <w:shd w:val="clear" w:fill="F2F2F3"/>
+      </w:pPr>
+      <w:r>
+        <w:rPr>
+          <w:rFonts w:ascii="Consolas" w:hAnsi="Consolas" w:eastAsia="Consolas"/>
+          <w:b w:val="0"/>
+          <w:color w:val="2B2B2B"/>
+          <w:sz w:val="18"/>
+        </w:rPr>
+        <w:t>4) POSTCONDICIONES</w:t>
+      </w:r>
+    </w:p>
+    <w:p>
+      <w:pPr>
+        <w:spacing w:after="0"/>
+        <w:shd w:val="clear" w:fill="F2F2F3"/>
+      </w:pPr>
+      <w:r>
+        <w:rPr>
+          <w:rFonts w:ascii="Consolas" w:hAnsi="Consolas" w:eastAsia="Consolas"/>
+          <w:b w:val="0"/>
+          <w:color w:val="2B2B2B"/>
+          <w:sz w:val="18"/>
+        </w:rPr>
+        <w:t xml:space="preserve">   Fila insertada en: [ ... ]      Fila actualizada en: [ ... ] a estado [ ... ]</w:t>
+      </w:r>
+    </w:p>
+    <w:p>
+      <w:pPr>
+        <w:spacing w:after="0"/>
+        <w:shd w:val="clear" w:fill="F2F2F3"/>
+      </w:pPr>
+      <w:r>
+        <w:rPr>
+          <w:rFonts w:ascii="Consolas" w:hAnsi="Consolas" w:eastAsia="Consolas"/>
+          <w:b w:val="0"/>
+          <w:color w:val="2B2B2B"/>
+          <w:sz w:val="18"/>
+        </w:rPr>
+        <w:t xml:space="preserve">   Las dos cosas o ninguna: [por que no puede quedar solo una]</w:t>
+      </w:r>
+    </w:p>
+    <w:p>
+      <w:pPr>
+        <w:spacing w:after="0"/>
+        <w:shd w:val="clear" w:fill="F2F2F3"/>
+      </w:pPr>
+      <w:r>
+        <w:rPr>
+          <w:rFonts w:ascii="Consolas" w:hAnsi="Consolas" w:eastAsia="Consolas"/>
+          <w:b w:val="0"/>
+          <w:color w:val="2B2B2B"/>
+          <w:sz w:val="18"/>
+        </w:rPr>
+        <w:t xml:space="preserve"> </w:t>
+      </w:r>
+    </w:p>
+    <w:p>
+      <w:pPr>
+        <w:spacing w:after="0"/>
+        <w:shd w:val="clear" w:fill="F2F2F3"/>
+      </w:pPr>
+      <w:r>
+        <w:rPr>
+          <w:rFonts w:ascii="Consolas" w:hAnsi="Consolas" w:eastAsia="Consolas"/>
+          <w:b w:val="0"/>
+          <w:color w:val="2B2B2B"/>
+          <w:sz w:val="18"/>
+        </w:rPr>
+        <w:t>5) TABLA DE ERRORES  -&gt;  las 4 ultimas filas de la tabla del final</w:t>
+      </w:r>
+    </w:p>
+    <w:p>
+      <w:pPr>
+        <w:spacing w:after="0"/>
+        <w:shd w:val="clear" w:fill="F2F2F3"/>
+      </w:pPr>
+      <w:r>
+        <w:rPr>
+          <w:rFonts w:ascii="Consolas" w:hAnsi="Consolas" w:eastAsia="Consolas"/>
+          <w:b w:val="0"/>
+          <w:color w:val="2B2B2B"/>
+          <w:sz w:val="18"/>
+        </w:rPr>
+        <w:t xml:space="preserve"> </w:t>
+      </w:r>
+    </w:p>
+    <w:p>
+      <w:pPr>
+        <w:spacing w:after="0"/>
+        <w:shd w:val="clear" w:fill="F2F2F3"/>
+      </w:pPr>
+      <w:r>
+        <w:rPr>
+          <w:rFonts w:ascii="Consolas" w:hAnsi="Consolas" w:eastAsia="Consolas"/>
+          <w:b w:val="0"/>
+          <w:color w:val="2B2B2B"/>
+          <w:sz w:val="18"/>
+        </w:rPr>
+        <w:t>6) UNA DECISION DE DISENO JUSTIFICADA</w:t>
+      </w:r>
+    </w:p>
+    <w:p>
+      <w:pPr>
+        <w:spacing w:after="0"/>
+        <w:shd w:val="clear" w:fill="F2F2F3"/>
+      </w:pPr>
+      <w:r>
+        <w:rPr>
+          <w:rFonts w:ascii="Consolas" w:hAnsi="Consolas" w:eastAsia="Consolas"/>
+          <w:b w:val="0"/>
+          <w:color w:val="2B2B2B"/>
+          <w:sz w:val="18"/>
+        </w:rPr>
+        <w:t xml:space="preserve">   [ ... ]</w:t>
+      </w:r>
+    </w:p>
+    <w:p>
+      <w:pPr>
+        <w:spacing w:after="0"/>
+        <w:shd w:val="clear" w:fill="F2F2F3"/>
+      </w:pPr>
+      <w:r>
+        <w:rPr>
+          <w:rFonts w:ascii="Consolas" w:hAnsi="Consolas" w:eastAsia="Consolas"/>
+          <w:b w:val="0"/>
+          <w:color w:val="2B2B2B"/>
+          <w:sz w:val="18"/>
+        </w:rPr>
+        <w:t xml:space="preserve"> </w:t>
+      </w:r>
+    </w:p>
+    <w:p>
+      <w:pPr>
+        <w:spacing w:after="0"/>
+        <w:shd w:val="clear" w:fill="F2F2F3"/>
+      </w:pPr>
+      <w:r>
+        <w:rPr>
+          <w:rFonts w:ascii="Consolas" w:hAnsi="Consolas" w:eastAsia="Consolas"/>
+          <w:b w:val="0"/>
+          <w:color w:val="2B2B2B"/>
+          <w:sz w:val="18"/>
+        </w:rPr>
+        <w:t>==============  TABLA DE ERRORES  (bloque 5 de los dos contratos)  ==============</w:t>
+      </w:r>
+    </w:p>
+    <w:p>
+      <w:pPr>
+        <w:spacing w:after="0"/>
+        <w:shd w:val="clear" w:fill="F2F2F3"/>
+      </w:pPr>
+      <w:r>
+        <w:rPr>
+          <w:rFonts w:ascii="Consolas" w:hAnsi="Consolas" w:eastAsia="Consolas"/>
+          <w:b w:val="0"/>
+          <w:color w:val="2B2B2B"/>
+          <w:sz w:val="18"/>
+        </w:rPr>
+        <w:t>Una fila por cada excepcion que lanzaste: 3 del primer procedimiento y 4 del</w:t>
+      </w:r>
+    </w:p>
+    <w:p>
+      <w:pPr>
+        <w:spacing w:after="0"/>
+        <w:shd w:val="clear" w:fill="F2F2F3"/>
+      </w:pPr>
+      <w:r>
+        <w:rPr>
+          <w:rFonts w:ascii="Consolas" w:hAnsi="Consolas" w:eastAsia="Consolas"/>
+          <w:b w:val="0"/>
+          <w:color w:val="2B2B2B"/>
+          <w:sz w:val="18"/>
+        </w:rPr>
+        <w:t>segundo. El texto del mensaje se copia del codigo, no se parafrasea.</w:t>
+      </w:r>
+    </w:p>
+    <w:p>
+      <w:pPr>
+        <w:spacing w:after="0"/>
+        <w:shd w:val="clear" w:fill="F2F2F3"/>
+      </w:pPr>
+      <w:r>
+        <w:rPr>
+          <w:rFonts w:ascii="Consolas" w:hAnsi="Consolas" w:eastAsia="Consolas"/>
+          <w:b w:val="0"/>
+          <w:color w:val="2B2B2B"/>
+          <w:sz w:val="18"/>
+        </w:rPr>
+        <w:t xml:space="preserve"> </w:t>
+      </w:r>
+    </w:p>
+    <w:p>
+      <w:pPr>
+        <w:spacing w:after="0"/>
+        <w:shd w:val="clear" w:fill="F2F2F3"/>
+      </w:pPr>
+      <w:r>
+        <w:rPr>
+          <w:rFonts w:ascii="Consolas" w:hAnsi="Consolas" w:eastAsia="Consolas"/>
+          <w:b w:val="0"/>
+          <w:color w:val="2B2B2B"/>
+          <w:sz w:val="18"/>
+        </w:rPr>
+        <w:t>| Procedimiento         | Excepcion | Texto del mensaje | Que debe hacer la aplicacion |</w:t>
+      </w:r>
+    </w:p>
+    <w:p>
+      <w:pPr>
+        <w:spacing w:after="0"/>
+        <w:shd w:val="clear" w:fill="F2F2F3"/>
+      </w:pPr>
+      <w:r>
+        <w:rPr>
+          <w:rFonts w:ascii="Consolas" w:hAnsi="Consolas" w:eastAsia="Consolas"/>
+          <w:b w:val="0"/>
+          <w:color w:val="2B2B2B"/>
+          <w:sz w:val="18"/>
+        </w:rPr>
+        <w:t>|-----------------------|-----------|-------------------|------------------------------|</w:t>
+      </w:r>
+    </w:p>
+    <w:p>
+      <w:pPr>
+        <w:spacing w:after="0"/>
+        <w:shd w:val="clear" w:fill="F2F2F3"/>
+      </w:pPr>
+      <w:r>
+        <w:rPr>
+          <w:rFonts w:ascii="Consolas" w:hAnsi="Consolas" w:eastAsia="Consolas"/>
+          <w:b w:val="0"/>
+          <w:color w:val="2B2B2B"/>
+          <w:sz w:val="18"/>
+        </w:rPr>
+        <w:t>| sp_agendar_cita       |           |                   |                              |</w:t>
+      </w:r>
+    </w:p>
+    <w:p>
+      <w:pPr>
+        <w:spacing w:after="0"/>
+        <w:shd w:val="clear" w:fill="F2F2F3"/>
+      </w:pPr>
+      <w:r>
+        <w:rPr>
+          <w:rFonts w:ascii="Consolas" w:hAnsi="Consolas" w:eastAsia="Consolas"/>
+          <w:b w:val="0"/>
+          <w:color w:val="2B2B2B"/>
+          <w:sz w:val="18"/>
+        </w:rPr>
+        <w:t>| sp_agendar_cita       |           |                   |                              |</w:t>
+      </w:r>
+    </w:p>
+    <w:p>
+      <w:pPr>
+        <w:spacing w:after="0"/>
+        <w:shd w:val="clear" w:fill="F2F2F3"/>
+      </w:pPr>
+      <w:r>
+        <w:rPr>
+          <w:rFonts w:ascii="Consolas" w:hAnsi="Consolas" w:eastAsia="Consolas"/>
+          <w:b w:val="0"/>
+          <w:color w:val="2B2B2B"/>
+          <w:sz w:val="18"/>
+        </w:rPr>
+        <w:t>| sp_agendar_cita       |           |                   |                              |</w:t>
+      </w:r>
+    </w:p>
+    <w:p>
+      <w:pPr>
+        <w:spacing w:after="0"/>
+        <w:shd w:val="clear" w:fill="F2F2F3"/>
+      </w:pPr>
+      <w:r>
+        <w:rPr>
+          <w:rFonts w:ascii="Consolas" w:hAnsi="Consolas" w:eastAsia="Consolas"/>
+          <w:b w:val="0"/>
+          <w:color w:val="2B2B2B"/>
+          <w:sz w:val="18"/>
+        </w:rPr>
+        <w:t>| sp_registrar_consulta |           |                   |                              |</w:t>
+      </w:r>
+    </w:p>
+    <w:p>
+      <w:pPr>
+        <w:spacing w:after="0"/>
+        <w:shd w:val="clear" w:fill="F2F2F3"/>
+      </w:pPr>
+      <w:r>
+        <w:rPr>
+          <w:rFonts w:ascii="Consolas" w:hAnsi="Consolas" w:eastAsia="Consolas"/>
+          <w:b w:val="0"/>
+          <w:color w:val="2B2B2B"/>
+          <w:sz w:val="18"/>
+        </w:rPr>
+        <w:t>| sp_registrar_consulta |           |                   |                              |</w:t>
+      </w:r>
+    </w:p>
+    <w:p>
+      <w:pPr>
+        <w:spacing w:after="0"/>
+        <w:shd w:val="clear" w:fill="F2F2F3"/>
+      </w:pPr>
+      <w:r>
+        <w:rPr>
+          <w:rFonts w:ascii="Consolas" w:hAnsi="Consolas" w:eastAsia="Consolas"/>
+          <w:b w:val="0"/>
+          <w:color w:val="2B2B2B"/>
+          <w:sz w:val="18"/>
+        </w:rPr>
+        <w:t>| sp_registrar_consulta |           |                   |                              |</w:t>
+      </w:r>
+    </w:p>
+    <w:p>
+      <w:pPr>
+        <w:spacing w:after="0"/>
+        <w:shd w:val="clear" w:fill="F2F2F3"/>
+      </w:pPr>
+      <w:r>
+        <w:rPr>
+          <w:rFonts w:ascii="Consolas" w:hAnsi="Consolas" w:eastAsia="Consolas"/>
+          <w:b w:val="0"/>
+          <w:color w:val="2B2B2B"/>
+          <w:sz w:val="18"/>
+        </w:rPr>
+        <w:t>| sp_registrar_consulta |           |                   |                              |</w:t>
+      </w:r>
+    </w:p>
+    <w:p>
+      <w:pPr>
+        <w:spacing w:after="0"/>
+        <w:shd w:val="clear" w:fill="F2F2F3"/>
+      </w:pPr>
+      <w:r>
+        <w:rPr>
+          <w:rFonts w:ascii="Consolas" w:hAnsi="Consolas" w:eastAsia="Consolas"/>
+          <w:b w:val="0"/>
+          <w:color w:val="2B2B2B"/>
+          <w:sz w:val="18"/>
+        </w:rPr>
+        <w:t xml:space="preserve"> </w:t>
+      </w:r>
+    </w:p>
+    <w:p>
+      <w:pPr>
+        <w:spacing w:after="0"/>
+        <w:shd w:val="clear" w:fill="F2F2F3"/>
+      </w:pPr>
+      <w:r>
+        <w:rPr>
+          <w:rFonts w:ascii="Consolas" w:hAnsi="Consolas" w:eastAsia="Consolas"/>
+          <w:b w:val="0"/>
+          <w:color w:val="2B2B2B"/>
+          <w:sz w:val="18"/>
+        </w:rPr>
+        <w:t>REGLA DEL PI  —  frase de cierre, obligatoria</w:t>
+      </w:r>
+    </w:p>
+    <w:p>
+      <w:pPr>
+        <w:spacing w:after="0"/>
+        <w:shd w:val="clear" w:fill="F2F2F3"/>
+      </w:pPr>
+      <w:r>
+        <w:rPr>
+          <w:rFonts w:ascii="Consolas" w:hAnsi="Consolas" w:eastAsia="Consolas"/>
+          <w:b w:val="0"/>
+          <w:color w:val="2B2B2B"/>
+          <w:sz w:val="18"/>
+        </w:rPr>
+        <w:t xml:space="preserve">   La aplicacion de Huellitas nunca hara ______________ directo sobre ____________</w:t>
+      </w:r>
+    </w:p>
+    <w:p>
+      <w:pPr>
+        <w:spacing w:after="0"/>
+        <w:shd w:val="clear" w:fill="F2F2F3"/>
+      </w:pPr>
+      <w:r>
+        <w:rPr>
+          <w:rFonts w:ascii="Consolas" w:hAnsi="Consolas" w:eastAsia="Consolas"/>
+          <w:b w:val="0"/>
+          <w:color w:val="2B2B2B"/>
+          <w:sz w:val="18"/>
+        </w:rPr>
+        <w:t xml:space="preserve">   ni sobre ____________. Su unico acceso de escritura a esas dos tablas es</w:t>
+      </w:r>
+    </w:p>
+    <w:p>
+      <w:pPr>
+        <w:spacing w:after="0"/>
+        <w:shd w:val="clear" w:fill="F2F2F3"/>
+      </w:pPr>
+      <w:r>
+        <w:rPr>
+          <w:rFonts w:ascii="Consolas" w:hAnsi="Consolas" w:eastAsia="Consolas"/>
+          <w:b w:val="0"/>
+          <w:color w:val="2B2B2B"/>
+          <w:sz w:val="18"/>
+        </w:rPr>
+        <w:t xml:space="preserve">   ____________ sobre ______________________ y ______________________.</w:t>
+      </w:r>
+    </w:p>
+    <w:p>
+      <w:pPr>
+        <w:spacing w:after="0"/>
+      </w:pPr>
+      <w:r>
+        <w:rPr>
+          <w:rFonts w:ascii="Calibri" w:hAnsi="Calibri" w:eastAsia="Calibri"/>
+          <w:b w:val="0"/>
+          <w:color w:val="2B2B2B"/>
+          <w:sz w:val="12"/>
+        </w:rPr>
+        <w:t xml:space="preserve"> </w:t>
+      </w:r>
+    </w:p>
+    <w:p>
+      <w:pPr>
+        <w:spacing w:after="120"/>
+      </w:pPr>
+      <w:r>
+        <w:rPr>
+          <w:rFonts w:ascii="Calibri" w:hAnsi="Calibri" w:eastAsia="Calibri"/>
+          <w:b/>
+          <w:color w:val="095292"/>
+          <w:sz w:val="24"/>
+        </w:rPr>
+        <w:t>6. Entregable</w:t>
       </w:r>
     </w:p>
     <w:p>
@@ -299,7 +1568,7 @@
           <w:color w:val="2B2B2B"/>
           <w:sz w:val="22"/>
         </w:rPr>
-        <w:t>Script proc + casos de prueba (captura o enlace Live SQL)</w:t>
+        <w:t>2 procedimientos en PL/pgSQL corriendo en ExamLab + bateria de pruebas con su tabla resultado_prueba + contrato del proc (6 bloques)</w:t>
       </w:r>
     </w:p>
     <w:p>
@@ -313,7 +1582,7 @@
           <w:color w:val="095292"/>
           <w:sz w:val="24"/>
         </w:rPr>
-        <w:t>6. Criterios de exito</w:t>
+        <w:t>7. Criterios de exito</w:t>
       </w:r>
     </w:p>
     <w:p>
@@ -328,7 +1597,7 @@
           <w:color w:val="2B2B2B"/>
           <w:sz w:val="22"/>
         </w:rPr>
-        <w:t>Proc en Live SQL.</w:t>
+        <w:t>«sp_agendar_cita» con sus 3 parámetros y sus 3 validaciones, cada una con su «RAISE EXCEPTION» y su mensaje literal.</w:t>
       </w:r>
     </w:p>
     <w:p>
@@ -343,14 +1612,17 @@
           <w:color w:val="2B2B2B"/>
           <w:sz w:val="22"/>
         </w:rPr>
-        <w:t>Validación negocio.</w:t>
+        <w:t xml:space="preserve">Batería de 4 bloques «DO» que </w:t>
       </w:r>
-    </w:p>
-    <w:p>
-      <w:pPr>
-        <w:pStyle w:val="ListBullet"/>
-        <w:spacing w:after="40"/>
-      </w:pPr>
+      <w:r>
+        <w:rPr>
+          <w:rFonts w:ascii="Calibri" w:hAnsi="Calibri" w:eastAsia="Calibri"/>
+          <w:b/>
+          <w:color w:val="2B2B2B"/>
+          <w:sz w:val="22"/>
+        </w:rPr>
+        <w:t>no aborta el script</w:t>
+      </w:r>
       <w:r>
         <w:rPr>
           <w:rFonts w:ascii="Calibri" w:hAnsi="Calibri" w:eastAsia="Calibri"/>
@@ -358,7 +1630,7 @@
           <w:color w:val="2B2B2B"/>
           <w:sz w:val="22"/>
         </w:rPr>
-        <w:t>Prueba OK + error.</w:t>
+        <w:t xml:space="preserve"> y escribe 4 filas en «resultado_prueba» con el «SQLERRM» real.</w:t>
       </w:r>
     </w:p>
     <w:p>
@@ -373,7 +1645,88 @@
           <w:color w:val="2B2B2B"/>
           <w:sz w:val="22"/>
         </w:rPr>
-        <w:t>Contrato documentado.</w:t>
+        <w:t xml:space="preserve">El «COUNT(*)» de «cita» demuestra que pasó de </w:t>
+      </w:r>
+      <w:r>
+        <w:rPr>
+          <w:rFonts w:ascii="Calibri" w:hAnsi="Calibri" w:eastAsia="Calibri"/>
+          <w:b/>
+          <w:color w:val="2B2B2B"/>
+          <w:sz w:val="22"/>
+        </w:rPr>
+        <w:t>10 a 11</w:t>
+      </w:r>
+      <w:r>
+        <w:rPr>
+          <w:rFonts w:ascii="Calibri" w:hAnsi="Calibri" w:eastAsia="Calibri"/>
+          <w:b w:val="0"/>
+          <w:color w:val="2B2B2B"/>
+          <w:sz w:val="22"/>
+        </w:rPr>
+        <w:t xml:space="preserve"> filas: las tres validaciones no insertaron nada.</w:t>
+      </w:r>
+    </w:p>
+    <w:p>
+      <w:pPr>
+        <w:pStyle w:val="ListBullet"/>
+        <w:spacing w:after="40"/>
+      </w:pPr>
+      <w:r>
+        <w:rPr>
+          <w:rFonts w:ascii="Calibri" w:hAnsi="Calibri" w:eastAsia="Calibri"/>
+          <w:b w:val="0"/>
+          <w:color w:val="2B2B2B"/>
+          <w:sz w:val="22"/>
+        </w:rPr>
+        <w:t xml:space="preserve">«sp_registrar_consulta» detectando la consulta duplicada con «EXISTS» </w:t>
+      </w:r>
+      <w:r>
+        <w:rPr>
+          <w:rFonts w:ascii="Calibri" w:hAnsi="Calibri" w:eastAsia="Calibri"/>
+          <w:b/>
+          <w:color w:val="2B2B2B"/>
+          <w:sz w:val="22"/>
+        </w:rPr>
+        <w:t>antes</w:t>
+      </w:r>
+      <w:r>
+        <w:rPr>
+          <w:rFonts w:ascii="Calibri" w:hAnsi="Calibri" w:eastAsia="Calibri"/>
+          <w:b w:val="0"/>
+          <w:color w:val="2B2B2B"/>
+          <w:sz w:val="22"/>
+        </w:rPr>
+        <w:t xml:space="preserve"> de chocar contra el «UNIQUE».</w:t>
+      </w:r>
+    </w:p>
+    <w:p>
+      <w:pPr>
+        <w:pStyle w:val="ListBullet"/>
+        <w:spacing w:after="40"/>
+      </w:pPr>
+      <w:r>
+        <w:rPr>
+          <w:rFonts w:ascii="Calibri" w:hAnsi="Calibri" w:eastAsia="Calibri"/>
+          <w:b w:val="0"/>
+          <w:color w:val="2B2B2B"/>
+          <w:sz w:val="22"/>
+        </w:rPr>
+        <w:t>Contrato de los dos procedimientos con sus 6 bloques y la tabla de errores completa (7 filas); las firmas coinciden con el código entregado.</w:t>
+      </w:r>
+    </w:p>
+    <w:p>
+      <w:pPr>
+        <w:pStyle w:val="ListBullet"/>
+        <w:spacing w:after="40"/>
+      </w:pPr>
+      <w:r>
+        <w:rPr>
+          <w:rFonts w:ascii="Calibri" w:hAnsi="Calibri" w:eastAsia="Calibri"/>
+          <w:b w:val="0"/>
+          <w:color w:val="2B2B2B"/>
+          <w:sz w:val="22"/>
+        </w:rPr>
+        <w:t>Entrega domingo 23:59.</w:t>
       </w:r>
     </w:p>
     <w:p>
@@ -387,7 +1740,7 @@
           <w:color w:val="095292"/>
           <w:sz w:val="24"/>
         </w:rPr>
-        <w:t>7. Pistas (checklist vacio — sin solucion)</w:t>
+        <w:t>8. Pistas (checklist vacio — sin solucion)</w:t>
       </w:r>
     </w:p>
     <w:p>
@@ -402,14 +1755,17 @@
           <w:color w:val="2B2B2B"/>
           <w:sz w:val="22"/>
         </w:rPr>
-        <w:t>□ Error controlado?</w:t>
+        <w:t xml:space="preserve">□ ¿El procedimiento se creó </w:t>
       </w:r>
-    </w:p>
-    <w:p>
-      <w:pPr>
-        <w:pStyle w:val="ListBullet"/>
-        <w:spacing w:after="40"/>
-      </w:pPr>
+      <w:r>
+        <w:rPr>
+          <w:rFonts w:ascii="Calibri" w:hAnsi="Calibri" w:eastAsia="Calibri"/>
+          <w:b/>
+          <w:color w:val="2B2B2B"/>
+          <w:sz w:val="22"/>
+        </w:rPr>
+        <w:t>y</w:t>
+      </w:r>
       <w:r>
         <w:rPr>
           <w:rFonts w:ascii="Calibri" w:hAnsi="Calibri" w:eastAsia="Calibri"/>
@@ -417,7 +1773,7 @@
           <w:color w:val="2B2B2B"/>
           <w:sz w:val="22"/>
         </w:rPr>
-        <w:t>□ Captura/enlace?</w:t>
+        <w:t xml:space="preserve"> el «CALL» corrió? Crear no es evidencia.</w:t>
       </w:r>
     </w:p>
     <w:p>
@@ -432,7 +1788,154 @@
           <w:color w:val="2B2B2B"/>
           <w:sz w:val="22"/>
         </w:rPr>
-        <w:t>□ Firma clara?</w:t>
+        <w:t>□ ¿La validación de «no existe» usa «IF NOT FOUND» tras el «SELECT ... INTO»?</w:t>
+      </w:r>
+    </w:p>
+    <w:p>
+      <w:pPr>
+        <w:pStyle w:val="ListBullet"/>
+        <w:spacing w:after="40"/>
+      </w:pPr>
+      <w:r>
+        <w:rPr>
+          <w:rFonts w:ascii="Calibri" w:hAnsi="Calibri" w:eastAsia="Calibri"/>
+          <w:b w:val="0"/>
+          <w:color w:val="2B2B2B"/>
+          <w:sz w:val="22"/>
+        </w:rPr>
+        <w:t>□ ¿Los 4 bloques «DO» capturan la excepción y el script llega hasta el final?</w:t>
+      </w:r>
+    </w:p>
+    <w:p>
+      <w:pPr>
+        <w:pStyle w:val="ListBullet"/>
+        <w:spacing w:after="40"/>
+      </w:pPr>
+      <w:r>
+        <w:rPr>
+          <w:rFonts w:ascii="Calibri" w:hAnsi="Calibri" w:eastAsia="Calibri"/>
+          <w:b w:val="0"/>
+          <w:color w:val="2B2B2B"/>
+          <w:sz w:val="22"/>
+        </w:rPr>
+        <w:t xml:space="preserve">□ ¿El conteo final de «cita» es </w:t>
+      </w:r>
+      <w:r>
+        <w:rPr>
+          <w:rFonts w:ascii="Calibri" w:hAnsi="Calibri" w:eastAsia="Calibri"/>
+          <w:b/>
+          <w:color w:val="2B2B2B"/>
+          <w:sz w:val="22"/>
+        </w:rPr>
+        <w:t>11</w:t>
+      </w:r>
+      <w:r>
+        <w:rPr>
+          <w:rFonts w:ascii="Calibri" w:hAnsi="Calibri" w:eastAsia="Calibri"/>
+          <w:b w:val="0"/>
+          <w:color w:val="2B2B2B"/>
+          <w:sz w:val="22"/>
+        </w:rPr>
+        <w:t>, y está en la evidencia?</w:t>
+      </w:r>
+    </w:p>
+    <w:p>
+      <w:pPr>
+        <w:pStyle w:val="ListBullet"/>
+        <w:spacing w:after="40"/>
+      </w:pPr>
+      <w:r>
+        <w:rPr>
+          <w:rFonts w:ascii="Calibri" w:hAnsi="Calibri" w:eastAsia="Calibri"/>
+          <w:b w:val="0"/>
+          <w:color w:val="2B2B2B"/>
+          <w:sz w:val="22"/>
+        </w:rPr>
+        <w:t xml:space="preserve">□ ¿«sp_registrar_consulta» inserta la consulta </w:t>
+      </w:r>
+      <w:r>
+        <w:rPr>
+          <w:rFonts w:ascii="Calibri" w:hAnsi="Calibri" w:eastAsia="Calibri"/>
+          <w:b/>
+          <w:color w:val="2B2B2B"/>
+          <w:sz w:val="22"/>
+        </w:rPr>
+        <w:t>y</w:t>
+      </w:r>
+      <w:r>
+        <w:rPr>
+          <w:rFonts w:ascii="Calibri" w:hAnsi="Calibri" w:eastAsia="Calibri"/>
+          <w:b w:val="0"/>
+          <w:color w:val="2B2B2B"/>
+          <w:sz w:val="22"/>
+        </w:rPr>
+        <w:t xml:space="preserve"> deja la cita en «ATENDIDA»?</w:t>
+      </w:r>
+    </w:p>
+    <w:p>
+      <w:pPr>
+        <w:pStyle w:val="ListBullet"/>
+        <w:spacing w:after="40"/>
+      </w:pPr>
+      <w:r>
+        <w:rPr>
+          <w:rFonts w:ascii="Calibri" w:hAnsi="Calibri" w:eastAsia="Calibri"/>
+          <w:b w:val="0"/>
+          <w:color w:val="2B2B2B"/>
+          <w:sz w:val="22"/>
+        </w:rPr>
+        <w:t xml:space="preserve">□ ¿La cerrada la decidiste por </w:t>
+      </w:r>
+      <w:r>
+        <w:rPr>
+          <w:rFonts w:ascii="Calibri" w:hAnsi="Calibri" w:eastAsia="Calibri"/>
+          <w:b/>
+          <w:color w:val="2B2B2B"/>
+          <w:sz w:val="22"/>
+        </w:rPr>
+        <w:t>dónde se invoca</w:t>
+      </w:r>
+      <w:r>
+        <w:rPr>
+          <w:rFonts w:ascii="Calibri" w:hAnsi="Calibri" w:eastAsia="Calibri"/>
+          <w:b w:val="0"/>
+          <w:color w:val="2B2B2B"/>
+          <w:sz w:val="22"/>
+        </w:rPr>
+        <w:t xml:space="preserve"> cada rutina —dentro de un «SELECT» o como sentencia suelta— y no por el «LANGUAGE» que declara?</w:t>
+      </w:r>
+    </w:p>
+    <w:p>
+      <w:pPr>
+        <w:pStyle w:val="ListBullet"/>
+        <w:spacing w:after="40"/>
+      </w:pPr>
+      <w:r>
+        <w:rPr>
+          <w:rFonts w:ascii="Calibri" w:hAnsi="Calibri" w:eastAsia="Calibri"/>
+          <w:b w:val="0"/>
+          <w:color w:val="2B2B2B"/>
+          <w:sz w:val="22"/>
+        </w:rPr>
+        <w:t xml:space="preserve">□ ¿El contrato trae los 6 bloques de </w:t>
+      </w:r>
+      <w:r>
+        <w:rPr>
+          <w:rFonts w:ascii="Calibri" w:hAnsi="Calibri" w:eastAsia="Calibri"/>
+          <w:b/>
+          <w:color w:val="2B2B2B"/>
+          <w:sz w:val="22"/>
+        </w:rPr>
+        <w:t>cada</w:t>
+      </w:r>
+      <w:r>
+        <w:rPr>
+          <w:rFonts w:ascii="Calibri" w:hAnsi="Calibri" w:eastAsia="Calibri"/>
+          <w:b w:val="0"/>
+          <w:color w:val="2B2B2B"/>
+          <w:sz w:val="22"/>
+        </w:rPr>
+        <w:t xml:space="preserve"> procedimiento y las 7 filas de errores?</w:t>
       </w:r>
     </w:p>
     <w:p>
@@ -446,7 +1949,7 @@
           <w:color w:val="095292"/>
           <w:sz w:val="24"/>
         </w:rPr>
-        <w:t>8. Entrega</w:t>
+        <w:t>9. Entrega</w:t>
       </w:r>
     </w:p>
     <w:p>
@@ -483,7 +1986,7 @@
           <w:color w:val="095292"/>
           <w:sz w:val="24"/>
         </w:rPr>
-        <w:t>9. Que vas a resolver en ExamLab</w:t>
+        <w:t>10. Que vas a resolver en ExamLab</w:t>
       </w:r>
     </w:p>
     <w:p>
